--- a/output/docx/en/BUFRCREX_TableB_en_20.docx
+++ b/output/docx/en/BUFRCREX_TableB_en_20.docx
@@ -825,7 +825,7 @@
                 <w:b w:val="0"/>
                 <w:sz w:val="16"/>
               </w:rPr>
-              <w:t>Note 172: When encoding present weather reported from an automatic weather station, the appropriate combination of descriptors 0 20 021, 0 20 022, 0 20 023, 0 20 024,0 20 025, 0 20 026 and 0 20 027 should be used and preferred. Descriptor 0 20 003 should be used only when descriptors mentioned above are not applicable.</w:t>
+              <w:t>Note B172: When encoding present weather reported from an automatic weather station, the appropriate combination of descriptors 0 20 021, 0 20 022, 0 20 023, 0 20 024,0 20 025, 0 20 026 and 0 20 027 should be used and preferred. Descriptor 0 20 003 should be used only when descriptors mentioned above are not applicable.</w:t>
             </w:r>
           </w:p>
         </w:tc>
@@ -1018,7 +1018,7 @@
                 <w:b w:val="0"/>
                 <w:sz w:val="16"/>
               </w:rPr>
-              <w:t>Note 171: When encoding past weather reported from an automatic weather station, the appropriate combination of descriptors 0 20 021, 0 20 022, 0 20 023, 0 20 024, 0 20 025,0 20 026 and 0 20 027 should be used and preferred. Descriptors 0 20 004 or 0 20 005 should be used only when descriptors mentioned above are not applicable.</w:t>
+              <w:t>Note B171: When encoding past weather reported from an automatic weather station, the appropriate combination of descriptors 0 20 021, 0 20 022, 0 20 023, 0 20 024, 0 20 025,0 20 026 and 0 20 027 should be used and preferred. Descriptors 0 20 004 or 0 20 005 should be used only when descriptors mentioned above are not applicable.</w:t>
             </w:r>
           </w:p>
         </w:tc>
@@ -1211,7 +1211,7 @@
                 <w:b w:val="0"/>
                 <w:sz w:val="16"/>
               </w:rPr>
-              <w:t>Note 171: When encoding past weather reported from an automatic weather station, the appropriate combination of descriptors 0 20 021, 0 20 022, 0 20 023, 0 20 024, 0 20 025,0 20 026 and 0 20 027 should be used and preferred. Descriptors 0 20 004 or 0 20 005 should be used only when descriptors mentioned above are not applicable.</w:t>
+              <w:t>Note B171: When encoding past weather reported from an automatic weather station, the appropriate combination of descriptors 0 20 021, 0 20 022, 0 20 023, 0 20 024, 0 20 025,0 20 026 and 0 20 027 should be used and preferred. Descriptors 0 20 004 or 0 20 005 should be used only when descriptors mentioned above are not applicable.</w:t>
             </w:r>
           </w:p>
         </w:tc>
@@ -1980,7 +1980,7 @@
                 <w:b w:val="0"/>
                 <w:sz w:val="16"/>
               </w:rPr>
-              <w:t>Note 20: For MOD OCNL SEV code as 12 (extreme in clear air) or 13 (extreme in cloud).</w:t>
+              <w:t>Note B20: A cloud cover (total) value 113 shall indicate "Sky obscured by fog and/or other meteorological phenomena".</w:t>
             </w:r>
           </w:p>
         </w:tc>
@@ -2557,7 +2557,7 @@
                 <w:b w:val="0"/>
                 <w:sz w:val="16"/>
               </w:rPr>
-              <w:t>Note 170: When encoding height of cloud base between 20 050 and 21 000 m, 0 20 013 shall be set to 20 050; when encoding height of cloud base above 21 000 m, 0 20 013 shall be set to 20 060.</w:t>
+              <w:t>Note B170: When encoding height of cloud base between 20 050 and 21 000 m, 0 20 013 shall be set to 20 050; when encoding height of cloud base above 21 000 m, 0 20 013 shall be set to 20 060.</w:t>
             </w:r>
           </w:p>
         </w:tc>
@@ -3710,7 +3710,7 @@
                 <w:b w:val="0"/>
                 <w:sz w:val="16"/>
               </w:rPr>
-              <w:t>Note 118: Significant present or forecast weather (0 20 019) and Significant recent weather phenomena (0 20 020) shall be used in accordance with Code table 4678(Reference: Manual on Codes (WMO-No. 306), Volume I.1).</w:t>
+              <w:t>Note B118: Significant present or forecast weather (0 20 019) and Significant recent weather phenomena (0 20 020) shall be used in accordance with Code table 4678(Reference: Manual on Codes (WMO-No. 306), Volume I.1).</w:t>
             </w:r>
           </w:p>
         </w:tc>
@@ -3903,7 +3903,7 @@
                 <w:b w:val="0"/>
                 <w:sz w:val="16"/>
               </w:rPr>
-              <w:t>Note 118: Significant present or forecast weather (0 20 019) and Significant recent weather phenomena (0 20 020) shall be used in accordance with Code table 4678(Reference: Manual on Codes (WMO-No. 306), Volume I.1).</w:t>
+              <w:t>Note B118: Significant present or forecast weather (0 20 019) and Significant recent weather phenomena (0 20 020) shall be used in accordance with Code table 4678(Reference: Manual on Codes (WMO-No. 306), Volume I.1).</w:t>
             </w:r>
           </w:p>
         </w:tc>
@@ -7168,7 +7168,7 @@
                 <w:b w:val="0"/>
                 <w:sz w:val="16"/>
               </w:rPr>
-              <w:t>Note 135: The data width for descriptor 0 20 038 originally defined to be 12 is wrong. 9 bits are sufficient as for all the other "degree true" quantities. However, the 12-bit width is maintained for historical consistency. Also: A bearing of ice edge value 0 shall indicate "Ship in shore or flaw lead".</w:t>
+              <w:t>Note B135: The data width for descriptor 0 20 038 originally defined to be 12 is wrong. 9 bits are sufficient as for all the other "degree true" quantities. However, the 12-bit width is maintained for historical consistency. Also: A bearing of ice edge value 0 shall indicate "Ship in shore or flaw lead".</w:t>
             </w:r>
           </w:p>
         </w:tc>
@@ -9697,7 +9697,7 @@
                 <w:b w:val="0"/>
                 <w:sz w:val="16"/>
               </w:rPr>
-              <w:t>Note 159: True direction of a phenomenon or clouds (0 20 054) shall be used to indicate true direction from which a phenomenon or clouds are moving or in which they are observed. 0 20 054 value 0 shall indicate "stationary or no clouds" or "observed at the station", whereas value 500 shall indicate "observed in all directions" and value 501 shall indicate "unknown or clouds invisible".</w:t>
+              <w:t>Note B159: True direction of a phenomenon or clouds (0 20 054) shall be used to indicate true direction from which a phenomenon or clouds are moving or in which they are observed. 0 20 054 value 0 shall indicate "stationary or no clouds" or "observed at the station", whereas value 500 shall indicate "observed in all directions" and value 501 shall indicate "unknown or clouds invisible".</w:t>
             </w:r>
           </w:p>
         </w:tc>
@@ -10658,7 +10658,7 @@
                 <w:b w:val="0"/>
                 <w:sz w:val="16"/>
               </w:rPr>
-              <w:t>Note 24: If field 0 01 011 is used, this field will be left missing and vice versa.</w:t>
+              <w:t>Note B24: A prevailing visibility value of 10 000 m before scaling (after scaling 1000) shall be used to report prevailing visibility 10 km or more.</w:t>
             </w:r>
           </w:p>
         </w:tc>
@@ -11427,7 +11427,7 @@
                 <w:b w:val="0"/>
                 <w:sz w:val="16"/>
               </w:rPr>
-              <w:t>Note 120: Snow cover will be reported for each satellite pixel as a percentage of coverage of the pixel. It does not seem feasible to try to use existing descriptor 0 20 062 for such a purpose because the use of that descriptor additionally implies details on, e.g. snow drifts, wet compared to dry snow that a satellite obviously cannot accurately detect.</w:t>
+              <w:t>Note B120: Snow cover will be reported for each satellite pixel as a percentage of coverage of the pixel. It does not seem feasible to try to use existing descriptor 0 20 062 for such a purpose because the use of that descriptor additionally implies details on, e.g. snow drifts, wet compared to dry snow that a satellite obviously cannot accurately detect.</w:t>
             </w:r>
           </w:p>
         </w:tc>
@@ -16804,7 +16804,7 @@
                 <w:b w:val="0"/>
                 <w:sz w:val="16"/>
               </w:rPr>
-              <w:t>Note 89: If x = y = z then it is a spherical error, and the angle (see 0 20 115) will be zero. | Note 90: If x = y then it is a radial error, and the angle (see 0 20 114) will be zero.</w:t>
+              <w:t>Note B89: If x = y = z then it is a spherical error, and the angle (see 0 20 115) will be zero. | Note B90: If x = y then it is a radial error, and the angle (see 0 20 114) will be zero.</w:t>
             </w:r>
           </w:p>
         </w:tc>
@@ -16997,7 +16997,7 @@
                 <w:b w:val="0"/>
                 <w:sz w:val="16"/>
               </w:rPr>
-              <w:t>Note 89: If x = y = z then it is a spherical error, and the angle (see 0 20 115) will be zero. | Note 90: If x = y then it is a radial error, and the angle (see 0 20 114) will be zero.</w:t>
+              <w:t>Note B89: If x = y = z then it is a spherical error, and the angle (see 0 20 115) will be zero. | Note B90: If x = y then it is a radial error, and the angle (see 0 20 114) will be zero.</w:t>
             </w:r>
           </w:p>
         </w:tc>
@@ -17190,7 +17190,7 @@
                 <w:b w:val="0"/>
                 <w:sz w:val="16"/>
               </w:rPr>
-              <w:t>Note 89: If x = y = z then it is a spherical error, and the angle (see 0 20 115) will be zero.</w:t>
+              <w:t>Note B89: If x = y = z then it is a spherical error, and the angle (see 0 20 115) will be zero.</w:t>
             </w:r>
           </w:p>
         </w:tc>
@@ -17383,7 +17383,7 @@
                 <w:b w:val="0"/>
                 <w:sz w:val="16"/>
               </w:rPr>
-              <w:t>Note 31: Integer, assigned by the operator, incremented for each new transect (i.e. all drops have the same transect number while the ship is moving from one end point of the line to the other end point; as soon as the ship arrived to port and goes back to start a new transect then transect number is incremented). The initial value and subsequent values for transect numbers do not matter provided that each new transect by a ship on a line has a transect number higher than previous transect numbers for the same line and the same ship. In case a single cruise follows more than one SOOP line in a row, then the transect number should be incremented each time the cruise changes line.</w:t>
+              <w:t>Note B31: Angle of the error defined by 0 20 113 and 0 20 114. Cartesian with sign bit.</w:t>
             </w:r>
           </w:p>
         </w:tc>
@@ -17576,7 +17576,7 @@
                 <w:b w:val="0"/>
                 <w:sz w:val="16"/>
               </w:rPr>
-              <w:t>Note 30: In this sequence for representation of radiosonde descent data, indication of standard levels using the extended vertical sounding significance (0 08 042) is not mandatory.</w:t>
+              <w:t>Note B30: Angle of the error defined by 0 20 112, 0 20 113 and 0 20 114. Cartesian with sign bit.</w:t>
             </w:r>
           </w:p>
         </w:tc>
@@ -18537,7 +18537,7 @@
                 <w:b w:val="0"/>
                 <w:sz w:val="16"/>
               </w:rPr>
-              <w:t>Note 9: Date/time of launch indicates date/time of start of descent measurement.</w:t>
+              <w:t>Note B9: 0 20 121 used in combination with 0 25 035, or all zero if not defined. Typically +1.000 V.</w:t>
             </w:r>
           </w:p>
         </w:tc>
@@ -18730,7 +18730,7 @@
                 <w:b w:val="0"/>
                 <w:sz w:val="16"/>
               </w:rPr>
-              <w:t>Note 10: Decibel (dB) is a logarithmic measure of the relative power, or of the relative values of two flux densities, especially of sound intensities and radio and radar power densities. In radar meteorology, the logarithmic scale (dBZ) is used for measuring radar reflectivity factor (obtained from the American Meteorological Society Glossary of Meteorology).</w:t>
+              <w:t>Note B10: 0 20 122 used in combination with 0 25 035, or all zero if not defined. Typically +2000 A.</w:t>
             </w:r>
           </w:p>
         </w:tc>
@@ -18923,7 +18923,7 @@
                 <w:b w:val="0"/>
                 <w:sz w:val="16"/>
               </w:rPr>
-              <w:t>Note 102: Minimum signal level acceptable for processing, e.g. 0.005 V or 5 mV, or typically just above the noise floor of the detector.</w:t>
+              <w:t>Note B102: Minimum signal level acceptable for processing, e.g. 0.005 V or 5 mV, or typically just above the noise floor of the detector.</w:t>
             </w:r>
           </w:p>
         </w:tc>
@@ -20092,7 +20092,7 @@
                 <w:b w:val="0"/>
                 <w:sz w:val="16"/>
               </w:rPr>
-              <w:t>Note 37: Missing for non-directional spectra.</w:t>
+              <w:t>Note B37: Cloud hydrometeor concentration (0 20 130) represents the number of hydrometeors in 1 dm3.</w:t>
             </w:r>
           </w:p>
         </w:tc>
